--- a/_static/archive/docx/2026-01-19.xander-harris.docx
+++ b/_static/archive/docx/2026-01-19.xander-harris.docx
@@ -414,11 +414,7 @@
       </w:r>
       <w:r>
         <w:rPr/>
-        <w:t>|</w:t>
-      </w:r>
-      <w:r>
-        <w:rPr/>
-        <w:t xml:space="preserve"> VPCs, Subnets, Security Groups, Firewalls</w:t>
+        <w:t>| VPCs, Subnets, Security Groups, Firewalls</w:t>
       </w:r>
     </w:p>
     <w:p>
@@ -709,11 +705,7 @@
       </w:r>
       <w:r>
         <w:rPr/>
-        <w:t xml:space="preserve">| Google Kubernetes Engine (Google Kubernetes Engine), </w:t>
-      </w:r>
-      <w:r>
-        <w:rPr/>
-        <w:t>GCE (Google Compute Engine)</w:t>
+        <w:t>| Google Kubernetes Engine (Google Kubernetes Engine), GCE (Google Compute Engine)</w:t>
       </w:r>
     </w:p>
     <w:p>
@@ -745,11 +737,7 @@
       </w:r>
       <w:r>
         <w:rPr/>
-        <w:t xml:space="preserve">| Elastic Kubernetes Service (Elastic Kubernetes Service), </w:t>
-      </w:r>
-      <w:r>
-        <w:rPr/>
-        <w:t>ECS (Elastic Container Service), EC2 (Elastic Compute Cloud)</w:t>
+        <w:t>| Elastic Kubernetes Service (Elastic Kubernetes Service), ECS (Elastic Container Service), EC2 (Elastic Compute Cloud)</w:t>
       </w:r>
     </w:p>
     <w:p>
@@ -791,11 +779,7 @@
       </w:r>
       <w:r>
         <w:rPr/>
-        <w:t xml:space="preserve">| Jenkins, </w:t>
-      </w:r>
-      <w:r>
-        <w:rPr/>
-        <w:t>GitLab CI, CircleCI, ArgoCD, Travis CI</w:t>
+        <w:t>| Jenkins, GitLab CI, CircleCI, ArgoCD, Travis CI</w:t>
       </w:r>
     </w:p>
     <w:p>
@@ -827,19 +811,7 @@
       </w:r>
       <w:r>
         <w:rPr/>
-        <w:t>| SonarQube,</w:t>
-      </w:r>
-      <w:r>
-        <w:rPr/>
-        <w:t xml:space="preserve"> Code-Climate, CodeCov,</w:t>
-      </w:r>
-      <w:r>
-        <w:rPr/>
-        <w:t xml:space="preserve"> Coveralls.i</w:t>
-      </w:r>
-      <w:r>
-        <w:rPr/>
-        <w:t>o</w:t>
+        <w:t>| SonarQube, Code-Climate, CodeCov, Coveralls.io</w:t>
       </w:r>
     </w:p>
     <w:p>
@@ -881,11 +853,7 @@
       </w:r>
       <w:r>
         <w:rPr/>
-        <w:t xml:space="preserve">| SCRUM, </w:t>
-      </w:r>
-      <w:r>
-        <w:rPr/>
-        <w:t>Branching Models</w:t>
+        <w:t>| SCRUM, Branching Models</w:t>
       </w:r>
     </w:p>
     <w:p>
@@ -917,11 +885,7 @@
       </w:r>
       <w:r>
         <w:rPr/>
-        <w:t xml:space="preserve">| Semantic Versioning, </w:t>
-      </w:r>
-      <w:r>
-        <w:rPr/>
-        <w:t>Release Cycles, Commit Cycles</w:t>
+        <w:t>| Semantic Versioning, Release Cycles, Commit Cycles</w:t>
       </w:r>
     </w:p>
     <w:p>
@@ -3060,7 +3024,7 @@
 <w:ftr xmlns:o="urn:schemas-microsoft-com:office:office" xmlns:r="http://schemas.openxmlformats.org/officeDocument/2006/relationships" xmlns:v="urn:schemas-microsoft-com:vml" xmlns:w="http://schemas.openxmlformats.org/wordprocessingml/2006/main" xmlns:w10="urn:schemas-microsoft-com:office:word" xmlns:wp="http://schemas.openxmlformats.org/drawingml/2006/wordprocessingDrawing" xmlns:pic="http://schemas.openxmlformats.org/drawingml/2006/picture" xmlns:wps="http://schemas.microsoft.com/office/word/2010/wordprocessingShape" xmlns:wpg="http://schemas.microsoft.com/office/word/2010/wordprocessingGroup" xmlns:mc="http://schemas.openxmlformats.org/markup-compatibility/2006" xmlns:wp14="http://schemas.microsoft.com/office/word/2010/wordprocessingDrawing" xmlns:w14="http://schemas.microsoft.com/office/word/2010/wordml" xmlns:w15="http://schemas.microsoft.com/office/word/2012/wordml" mc:Ignorable="w14 wp14 w15">
   <w:p>
     <w:pPr>
-      <w:pStyle w:val="FooterLeftuser"/>
+      <w:pStyle w:val="FooterLeft"/>
       <w:rPr/>
     </w:pPr>
     <w:r>
@@ -3075,7 +3039,7 @@
 <w:ftr xmlns:o="urn:schemas-microsoft-com:office:office" xmlns:r="http://schemas.openxmlformats.org/officeDocument/2006/relationships" xmlns:v="urn:schemas-microsoft-com:vml" xmlns:w="http://schemas.openxmlformats.org/wordprocessingml/2006/main" xmlns:w10="urn:schemas-microsoft-com:office:word" xmlns:wp="http://schemas.openxmlformats.org/drawingml/2006/wordprocessingDrawing" xmlns:pic="http://schemas.openxmlformats.org/drawingml/2006/picture" xmlns:wps="http://schemas.microsoft.com/office/word/2010/wordprocessingShape" xmlns:wpg="http://schemas.microsoft.com/office/word/2010/wordprocessingGroup" xmlns:mc="http://schemas.openxmlformats.org/markup-compatibility/2006" xmlns:wp14="http://schemas.microsoft.com/office/word/2010/wordprocessingDrawing" xmlns:w14="http://schemas.microsoft.com/office/word/2010/wordml" xmlns:w15="http://schemas.microsoft.com/office/word/2012/wordml" mc:Ignorable="w14 wp14 w15">
   <w:p>
     <w:pPr>
-      <w:pStyle w:val="FooterLeftuser"/>
+      <w:pStyle w:val="FooterLeft"/>
       <w:rPr/>
     </w:pPr>
     <w:r>
@@ -5091,15 +5055,15 @@
     <w:qFormat/>
     <w:rPr/>
   </w:style>
-  <w:style w:type="character" w:styleId="Bullets">
-    <w:name w:val="Bullets"/>
+  <w:style w:type="character" w:styleId="Bulletsuser">
+    <w:name w:val="Bullets (user)"/>
     <w:qFormat/>
     <w:rPr>
       <w:rFonts w:ascii="OpenSymbol" w:hAnsi="OpenSymbol" w:eastAsia="OpenSymbol" w:cs="OpenSymbol"/>
     </w:rPr>
   </w:style>
-  <w:style w:type="character" w:styleId="Bulletsuser">
-    <w:name w:val="Bullets (user)"/>
+  <w:style w:type="character" w:styleId="Bullets">
+    <w:name w:val="Bullets"/>
     <w:qFormat/>
     <w:rPr>
       <w:rFonts w:ascii="OpenSymbol" w:hAnsi="OpenSymbol" w:eastAsia="OpenSymbol" w:cs="OpenSymbol"/>
@@ -5436,8 +5400,8 @@
       <w:rFonts w:ascii="times" w:hAnsi="times"/>
     </w:rPr>
   </w:style>
-  <w:style w:type="paragraph" w:styleId="FrameContents">
-    <w:name w:val="Frame Contents"/>
+  <w:style w:type="paragraph" w:styleId="FrameContentsuser">
+    <w:name w:val="Frame Contents (user)"/>
     <w:basedOn w:val="Normal"/>
     <w:qFormat/>
     <w:pPr/>
@@ -5473,8 +5437,8 @@
     </w:pPr>
     <w:rPr/>
   </w:style>
-  <w:style w:type="paragraph" w:styleId="FooterLeftuser">
-    <w:name w:val="Footer Left (user)"/>
+  <w:style w:type="paragraph" w:styleId="FooterLeft">
+    <w:name w:val="Footer Left"/>
     <w:basedOn w:val="Footer"/>
     <w:qFormat/>
     <w:pPr>
@@ -5498,8 +5462,8 @@
       <w:bCs/>
     </w:rPr>
   </w:style>
-  <w:style w:type="paragraph" w:styleId="FrameContentsuser">
-    <w:name w:val="Frame Contents (user)"/>
+  <w:style w:type="paragraph" w:styleId="FrameContents">
+    <w:name w:val="Frame Contents"/>
     <w:basedOn w:val="Normal"/>
     <w:qFormat/>
     <w:pPr/>
@@ -5556,8 +5520,8 @@
     <w:qFormat/>
     <w:rsid w:val="00512907"/>
   </w:style>
-  <w:style w:type="numbering" w:styleId="Bullet">
-    <w:name w:val="Bullet •"/>
+  <w:style w:type="numbering" w:styleId="Bulletuser">
+    <w:name w:val="Bullet • (user)"/>
     <w:qFormat/>
   </w:style>
   <w:style w:type="table" w:default="1" w:styleId="TableNormal">
